--- a/frontend/public/sample-templates/ADMIT_CARD.docx
+++ b/frontend/public/sample-templates/ADMIT_CARD.docx
@@ -130,28 +130,28 @@
         <w:tc>
           <w:p>
             <w:r>
-              <w:t xml:space="preserve">{#subjects}{subjectName}</w:t>
+              <w:t xml:space="preserve">{{#subjects}}{{subjectName}}</w:t>
             </w:r>
           </w:p>
         </w:tc>
         <w:tc>
           <w:p>
             <w:r>
-              <w:t>{examDate}</w:t>
+              <w:t>{{examDate}}</w:t>
             </w:r>
           </w:p>
         </w:tc>
         <w:tc>
           <w:p>
             <w:r>
-              <w:t>{startTime} - {endTime}</w:t>
+              <w:t>{{startTime}} - {{endTime}}</w:t>
             </w:r>
           </w:p>
         </w:tc>
         <w:tc>
           <w:p>
             <w:r>
-              <w:t>{roomNo}{/subjects}</w:t>
+              <w:t>{{roomNo}}{{/subjects}}</w:t>
             </w:r>
           </w:p>
         </w:tc>
